--- a/docs/legal/pack-advogados/03 - Política de Privacidade.docx
+++ b/docs/legal/pack-advogados/03 - Política de Privacidade.docx
@@ -19,7 +19,7 @@
           <w:i/>
           <w:iCs/>
         </w:rPr>
-        <w:t xml:space="preserve">Última atualização: 27 de setembro de 2026</w:t>
+        <w:t xml:space="preserve">Última atualização: 5 de outubro de 2026</w:t>
       </w:r>
     </w:p>
     <w:p>
@@ -2039,7 +2039,7 @@
                 <w:sz w:val="19"/>
                 <w:szCs w:val="19"/>
               </w:rPr>
-              <w:t xml:space="preserve">O acima, mais o IBAN se consentires (secção 5)</w:t>
+              <w:t xml:space="preserve">O acima, mais o IBAN se consentires (secção 5) e, quando confirmas o turno, o teu NIF e os dados do turno (função, data, horário, local e valor/hora)</w:t>
             </w:r>
           </w:p>
         </w:tc>
@@ -2068,7 +2068,7 @@
                 <w:sz w:val="19"/>
                 <w:szCs w:val="19"/>
               </w:rPr>
-              <w:t xml:space="preserve">Pagar-te e cumprir as obrigações de entidade empregadora</w:t>
+              <w:t xml:space="preserve">Pagar-te e cumprir as obrigações de entidade empregadora, incluindo comunicar a tua admissão à Segurança Social</w:t>
             </w:r>
           </w:p>
         </w:tc>
@@ -2102,36 +2102,36 @@
                 <w:sz w:val="19"/>
                 <w:szCs w:val="19"/>
               </w:rPr>
-              <w:t xml:space="preserve">Contabilista da empresa</w:t>
-            </w:r>
-          </w:p>
-        </w:tc>
-        <w:tc>
-          <w:tcPr>
-            <w:tcW w:type="dxa" w:w="3212"/>
-            <w:tcBorders>
-              <w:top w:val="single" w:color="D0D4E4" w:sz="4"/>
-              <w:left w:val="single" w:color="D0D4E4" w:sz="4"/>
-              <w:bottom w:val="single" w:color="D0D4E4" w:sz="4"/>
-              <w:right w:val="single" w:color="D0D4E4" w:sz="4"/>
-            </w:tcBorders>
-            <w:tcMar>
-              <w:top w:type="dxa" w:w="60"/>
-              <w:left w:type="dxa" w:w="100"/>
-              <w:bottom w:type="dxa" w:w="60"/>
-              <w:right w:type="dxa" w:w="100"/>
-            </w:tcMar>
-          </w:tcPr>
-          <w:p>
-            <w:pPr>
-              <w:spacing w:after="0" w:line="264"/>
-            </w:pPr>
-            <w:r>
-              <w:rPr>
-                <w:sz w:val="19"/>
-                <w:szCs w:val="19"/>
-              </w:rPr>
-              <w:t xml:space="preserve">Nome, NIF, função, data, horário, local e valor/hora do turno</w:t>
+              <w:t xml:space="preserve">Stripe</w:t>
+            </w:r>
+          </w:p>
+        </w:tc>
+        <w:tc>
+          <w:tcPr>
+            <w:tcW w:type="dxa" w:w="3212"/>
+            <w:tcBorders>
+              <w:top w:val="single" w:color="D0D4E4" w:sz="4"/>
+              <w:left w:val="single" w:color="D0D4E4" w:sz="4"/>
+              <w:bottom w:val="single" w:color="D0D4E4" w:sz="4"/>
+              <w:right w:val="single" w:color="D0D4E4" w:sz="4"/>
+            </w:tcBorders>
+            <w:tcMar>
+              <w:top w:type="dxa" w:w="60"/>
+              <w:left w:type="dxa" w:w="100"/>
+              <w:bottom w:type="dxa" w:w="60"/>
+              <w:right w:type="dxa" w:w="100"/>
+            </w:tcMar>
+          </w:tcPr>
+          <w:p>
+            <w:pPr>
+              <w:spacing w:after="0" w:line="264"/>
+            </w:pPr>
+            <w:r>
+              <w:rPr>
+                <w:sz w:val="19"/>
+                <w:szCs w:val="19"/>
+              </w:rPr>
+              <w:t xml:space="preserve">Identificação, dados bancários e verificação de identidade dos trabalhadores que ativem o Pay Link</w:t>
             </w:r>
           </w:p>
         </w:tc>
@@ -2160,7 +2160,7 @@
                 <w:sz w:val="19"/>
                 <w:szCs w:val="19"/>
               </w:rPr>
-              <w:t xml:space="preserve">Comunicação da admissão à Segurança Social, que é obrigação da empresa</w:t>
+              <w:t xml:space="preserve">Processar o pagamento direto da empresa para o trabalhador</w:t>
             </w:r>
           </w:p>
         </w:tc>
@@ -2194,36 +2194,36 @@
                 <w:sz w:val="19"/>
                 <w:szCs w:val="19"/>
               </w:rPr>
-              <w:t xml:space="preserve">Stripe</w:t>
-            </w:r>
-          </w:p>
-        </w:tc>
-        <w:tc>
-          <w:tcPr>
-            <w:tcW w:type="dxa" w:w="3212"/>
-            <w:tcBorders>
-              <w:top w:val="single" w:color="D0D4E4" w:sz="4"/>
-              <w:left w:val="single" w:color="D0D4E4" w:sz="4"/>
-              <w:bottom w:val="single" w:color="D0D4E4" w:sz="4"/>
-              <w:right w:val="single" w:color="D0D4E4" w:sz="4"/>
-            </w:tcBorders>
-            <w:tcMar>
-              <w:top w:type="dxa" w:w="60"/>
-              <w:left w:type="dxa" w:w="100"/>
-              <w:bottom w:type="dxa" w:w="60"/>
-              <w:right w:type="dxa" w:w="100"/>
-            </w:tcMar>
-          </w:tcPr>
-          <w:p>
-            <w:pPr>
-              <w:spacing w:after="0" w:line="264"/>
-            </w:pPr>
-            <w:r>
-              <w:rPr>
-                <w:sz w:val="19"/>
-                <w:szCs w:val="19"/>
-              </w:rPr>
-              <w:t xml:space="preserve">Identificação, dados bancários e verificação de identidade dos trabalhadores que ativem o Pay Link</w:t>
+              <w:t xml:space="preserve">Twilio</w:t>
+            </w:r>
+          </w:p>
+        </w:tc>
+        <w:tc>
+          <w:tcPr>
+            <w:tcW w:type="dxa" w:w="3212"/>
+            <w:tcBorders>
+              <w:top w:val="single" w:color="D0D4E4" w:sz="4"/>
+              <w:left w:val="single" w:color="D0D4E4" w:sz="4"/>
+              <w:bottom w:val="single" w:color="D0D4E4" w:sz="4"/>
+              <w:right w:val="single" w:color="D0D4E4" w:sz="4"/>
+            </w:tcBorders>
+            <w:tcMar>
+              <w:top w:type="dxa" w:w="60"/>
+              <w:left w:type="dxa" w:w="100"/>
+              <w:bottom w:type="dxa" w:w="60"/>
+              <w:right w:type="dxa" w:w="100"/>
+            </w:tcMar>
+          </w:tcPr>
+          <w:p>
+            <w:pPr>
+              <w:spacing w:after="0" w:line="264"/>
+            </w:pPr>
+            <w:r>
+              <w:rPr>
+                <w:sz w:val="19"/>
+                <w:szCs w:val="19"/>
+              </w:rPr>
+              <w:t xml:space="preserve">Número de telemóvel</w:t>
             </w:r>
           </w:p>
         </w:tc>
@@ -2252,7 +2252,7 @@
                 <w:sz w:val="19"/>
                 <w:szCs w:val="19"/>
               </w:rPr>
-              <w:t xml:space="preserve">Processar o pagamento direto da empresa para o trabalhador</w:t>
+              <w:t xml:space="preserve">Envio do código SMS de início de sessão</w:t>
             </w:r>
           </w:p>
         </w:tc>
@@ -2286,36 +2286,36 @@
                 <w:sz w:val="19"/>
                 <w:szCs w:val="19"/>
               </w:rPr>
-              <w:t xml:space="preserve">Twilio</w:t>
-            </w:r>
-          </w:p>
-        </w:tc>
-        <w:tc>
-          <w:tcPr>
-            <w:tcW w:type="dxa" w:w="3212"/>
-            <w:tcBorders>
-              <w:top w:val="single" w:color="D0D4E4" w:sz="4"/>
-              <w:left w:val="single" w:color="D0D4E4" w:sz="4"/>
-              <w:bottom w:val="single" w:color="D0D4E4" w:sz="4"/>
-              <w:right w:val="single" w:color="D0D4E4" w:sz="4"/>
-            </w:tcBorders>
-            <w:tcMar>
-              <w:top w:type="dxa" w:w="60"/>
-              <w:left w:type="dxa" w:w="100"/>
-              <w:bottom w:type="dxa" w:w="60"/>
-              <w:right w:type="dxa" w:w="100"/>
-            </w:tcMar>
-          </w:tcPr>
-          <w:p>
-            <w:pPr>
-              <w:spacing w:after="0" w:line="264"/>
-            </w:pPr>
-            <w:r>
-              <w:rPr>
-                <w:sz w:val="19"/>
-                <w:szCs w:val="19"/>
-              </w:rPr>
-              <w:t xml:space="preserve">Número de telemóvel</w:t>
+              <w:t xml:space="preserve">Expo</w:t>
+            </w:r>
+          </w:p>
+        </w:tc>
+        <w:tc>
+          <w:tcPr>
+            <w:tcW w:type="dxa" w:w="3212"/>
+            <w:tcBorders>
+              <w:top w:val="single" w:color="D0D4E4" w:sz="4"/>
+              <w:left w:val="single" w:color="D0D4E4" w:sz="4"/>
+              <w:bottom w:val="single" w:color="D0D4E4" w:sz="4"/>
+              <w:right w:val="single" w:color="D0D4E4" w:sz="4"/>
+            </w:tcBorders>
+            <w:tcMar>
+              <w:top w:type="dxa" w:w="60"/>
+              <w:left w:type="dxa" w:w="100"/>
+              <w:bottom w:type="dxa" w:w="60"/>
+              <w:right w:type="dxa" w:w="100"/>
+            </w:tcMar>
+          </w:tcPr>
+          <w:p>
+            <w:pPr>
+              <w:spacing w:after="0" w:line="264"/>
+            </w:pPr>
+            <w:r>
+              <w:rPr>
+                <w:sz w:val="19"/>
+                <w:szCs w:val="19"/>
+              </w:rPr>
+              <w:t xml:space="preserve">Token de notificação</w:t>
             </w:r>
           </w:p>
         </w:tc>
@@ -2344,7 +2344,7 @@
                 <w:sz w:val="19"/>
                 <w:szCs w:val="19"/>
               </w:rPr>
-              <w:t xml:space="preserve">Envio do código SMS de início de sessão</w:t>
+              <w:t xml:space="preserve">Envio de notificações</w:t>
             </w:r>
           </w:p>
         </w:tc>
@@ -2378,99 +2378,7 @@
                 <w:sz w:val="19"/>
                 <w:szCs w:val="19"/>
               </w:rPr>
-              <w:t xml:space="preserve">Expo</w:t>
-            </w:r>
-          </w:p>
-        </w:tc>
-        <w:tc>
-          <w:tcPr>
-            <w:tcW w:type="dxa" w:w="3212"/>
-            <w:tcBorders>
-              <w:top w:val="single" w:color="D0D4E4" w:sz="4"/>
-              <w:left w:val="single" w:color="D0D4E4" w:sz="4"/>
-              <w:bottom w:val="single" w:color="D0D4E4" w:sz="4"/>
-              <w:right w:val="single" w:color="D0D4E4" w:sz="4"/>
-            </w:tcBorders>
-            <w:tcMar>
-              <w:top w:type="dxa" w:w="60"/>
-              <w:left w:type="dxa" w:w="100"/>
-              <w:bottom w:type="dxa" w:w="60"/>
-              <w:right w:type="dxa" w:w="100"/>
-            </w:tcMar>
-          </w:tcPr>
-          <w:p>
-            <w:pPr>
-              <w:spacing w:after="0" w:line="264"/>
-            </w:pPr>
-            <w:r>
-              <w:rPr>
-                <w:sz w:val="19"/>
-                <w:szCs w:val="19"/>
-              </w:rPr>
-              <w:t xml:space="preserve">Token de notificação</w:t>
-            </w:r>
-          </w:p>
-        </w:tc>
-        <w:tc>
-          <w:tcPr>
-            <w:tcW w:type="dxa" w:w="3214"/>
-            <w:tcBorders>
-              <w:top w:val="single" w:color="D0D4E4" w:sz="4"/>
-              <w:left w:val="single" w:color="D0D4E4" w:sz="4"/>
-              <w:bottom w:val="single" w:color="D0D4E4" w:sz="4"/>
-              <w:right w:val="single" w:color="D0D4E4" w:sz="4"/>
-            </w:tcBorders>
-            <w:tcMar>
-              <w:top w:type="dxa" w:w="60"/>
-              <w:left w:type="dxa" w:w="100"/>
-              <w:bottom w:type="dxa" w:w="60"/>
-              <w:right w:type="dxa" w:w="100"/>
-            </w:tcMar>
-          </w:tcPr>
-          <w:p>
-            <w:pPr>
-              <w:spacing w:after="0" w:line="264"/>
-            </w:pPr>
-            <w:r>
-              <w:rPr>
-                <w:sz w:val="19"/>
-                <w:szCs w:val="19"/>
-              </w:rPr>
-              <w:t xml:space="preserve">Envio de notificações</w:t>
-            </w:r>
-          </w:p>
-        </w:tc>
-      </w:tr>
-      <w:tr>
-        <w:trPr>
-          <w:tblHeader w:val="false"/>
-        </w:trPr>
-        <w:tc>
-          <w:tcPr>
-            <w:tcW w:type="dxa" w:w="3212"/>
-            <w:tcBorders>
-              <w:top w:val="single" w:color="D0D4E4" w:sz="4"/>
-              <w:left w:val="single" w:color="D0D4E4" w:sz="4"/>
-              <w:bottom w:val="single" w:color="D0D4E4" w:sz="4"/>
-              <w:right w:val="single" w:color="D0D4E4" w:sz="4"/>
-            </w:tcBorders>
-            <w:tcMar>
-              <w:top w:type="dxa" w:w="60"/>
-              <w:left w:type="dxa" w:w="100"/>
-              <w:bottom w:type="dxa" w:w="60"/>
-              <w:right w:type="dxa" w:w="100"/>
-            </w:tcMar>
-          </w:tcPr>
-          <w:p>
-            <w:pPr>
-              <w:spacing w:after="0" w:line="264"/>
-            </w:pPr>
-            <w:r>
-              <w:rPr>
-                <w:sz w:val="19"/>
-                <w:szCs w:val="19"/>
-              </w:rPr>
-              <w:t xml:space="preserve">Fornecedor de email</w:t>
+              <w:t xml:space="preserve">Brevo (fornecedor de email)</w:t>
             </w:r>
           </w:p>
         </w:tc>
@@ -2954,7 +2862,7 @@
         <w:spacing w:after="120" w:line="288"/>
       </w:pPr>
       <w:r>
-        <w:t xml:space="preserve">Recolhemos a denominação social, NIPC, NIF, morada, setor, logótipo, o email e o nome de quem gere a conta, e o email do contabilista. Servem para criar a conta, faturar a subscrição e as taxas, e enviar ao contabilista os dados de cada contratação. Os dados de cartão são recolhidos e guardados pela Stripe, não pela Turnos.</w:t>
+        <w:t xml:space="preserve">Recolhemos a denominação social, NIPC, NIF, morada, setor, logótipo, o email e o nome de quem gere a conta. Servem para criar a conta e faturar a subscrição e as taxas. Os dados de cartão são recolhidos e guardados pela Stripe, não pela Turnos.</w:t>
       </w:r>
     </w:p>
     <w:p>
@@ -2962,7 +2870,7 @@
         <w:spacing w:after="120" w:line="288"/>
       </w:pPr>
       <w:r>
-        <w:t xml:space="preserve">Quando a Turnos envia ao teu contabilista os dados de um trabalhador para cumprires as tuas obrigações de entidade empregadora, age por tua conta, nos termos do acordo de tratamento de dados que integra os Termos para Empresas.</w:t>
+        <w:t xml:space="preserve">Os dados de cada contratação que consultas ou exportas no painel servem para cumprires as tuas obrigações de entidade empregadora. A Turnos não os envia a terceiros em teu nome; a partir do momento em que os recebes, tratas esses dados como responsável.</w:t>
       </w:r>
     </w:p>
     <w:p>

--- a/docs/legal/pack-advogados/03 - Política de Privacidade.docx
+++ b/docs/legal/pack-advogados/03 - Política de Privacidade.docx
@@ -8,18 +8,6 @@
       </w:pPr>
       <w:r>
         <w:t xml:space="preserve">Política de Privacidade</w:t>
-      </w:r>
-    </w:p>
-    <w:p>
-      <w:pPr>
-        <w:spacing w:after="120" w:line="288"/>
-      </w:pPr>
-      <w:r>
-        <w:rPr>
-          <w:i/>
-          <w:iCs/>
-        </w:rPr>
-        <w:t xml:space="preserve">Última atualização: 5 de outubro de 2026</w:t>
       </w:r>
     </w:p>
     <w:p>
@@ -448,36 +436,36 @@
                 <w:sz w:val="19"/>
                 <w:szCs w:val="19"/>
               </w:rPr>
-              <w:t xml:space="preserve">Rendimentos declarados</w:t>
-            </w:r>
-          </w:p>
-        </w:tc>
-        <w:tc>
-          <w:tcPr>
-            <w:tcW w:type="dxa" w:w="3212"/>
-            <w:tcBorders>
-              <w:top w:val="single" w:color="D0D4E4" w:sz="4"/>
-              <w:left w:val="single" w:color="D0D4E4" w:sz="4"/>
-              <w:bottom w:val="single" w:color="D0D4E4" w:sz="4"/>
-              <w:right w:val="single" w:color="D0D4E4" w:sz="4"/>
-            </w:tcBorders>
-            <w:tcMar>
-              <w:top w:type="dxa" w:w="60"/>
-              <w:left w:type="dxa" w:w="100"/>
-              <w:bottom w:type="dxa" w:w="60"/>
-              <w:right w:type="dxa" w:w="100"/>
-            </w:tcMar>
-          </w:tcPr>
-          <w:p>
-            <w:pPr>
-              <w:spacing w:after="0" w:line="264"/>
-            </w:pPr>
-            <w:r>
-              <w:rPr>
-                <w:sz w:val="19"/>
-                <w:szCs w:val="19"/>
-              </w:rPr>
-              <w:t xml:space="preserve">Rendimento mensal fora da Turnos, se o indicares (opcional)</w:t>
+              <w:t xml:space="preserve">Perfil profissional</w:t>
+            </w:r>
+          </w:p>
+        </w:tc>
+        <w:tc>
+          <w:tcPr>
+            <w:tcW w:type="dxa" w:w="3212"/>
+            <w:tcBorders>
+              <w:top w:val="single" w:color="D0D4E4" w:sz="4"/>
+              <w:left w:val="single" w:color="D0D4E4" w:sz="4"/>
+              <w:bottom w:val="single" w:color="D0D4E4" w:sz="4"/>
+              <w:right w:val="single" w:color="D0D4E4" w:sz="4"/>
+            </w:tcBorders>
+            <w:tcMar>
+              <w:top w:type="dxa" w:w="60"/>
+              <w:left w:type="dxa" w:w="100"/>
+              <w:bottom w:type="dxa" w:w="60"/>
+              <w:right w:type="dxa" w:w="100"/>
+            </w:tcMar>
+          </w:tcPr>
+          <w:p>
+            <w:pPr>
+              <w:spacing w:after="0" w:line="264"/>
+            </w:pPr>
+            <w:r>
+              <w:rPr>
+                <w:sz w:val="19"/>
+                <w:szCs w:val="19"/>
+              </w:rPr>
+              <w:t xml:space="preserve">Competências, idiomas, experiência, biografia, CV, disponibilidade</w:t>
             </w:r>
           </w:p>
         </w:tc>
@@ -506,7 +494,7 @@
                 <w:sz w:val="19"/>
                 <w:szCs w:val="19"/>
               </w:rPr>
-              <w:t xml:space="preserve">Calcular o peso de cada empresa nos teus rendimentos, para prevenir situações de dependência económica</w:t>
+              <w:t xml:space="preserve">Mostrar-te turnos relevantes e permitir que a empresa avalie a tua candidatura</w:t>
             </w:r>
           </w:p>
         </w:tc>
@@ -540,36 +528,36 @@
                 <w:sz w:val="19"/>
                 <w:szCs w:val="19"/>
               </w:rPr>
-              <w:t xml:space="preserve">Perfil profissional</w:t>
-            </w:r>
-          </w:p>
-        </w:tc>
-        <w:tc>
-          <w:tcPr>
-            <w:tcW w:type="dxa" w:w="3212"/>
-            <w:tcBorders>
-              <w:top w:val="single" w:color="D0D4E4" w:sz="4"/>
-              <w:left w:val="single" w:color="D0D4E4" w:sz="4"/>
-              <w:bottom w:val="single" w:color="D0D4E4" w:sz="4"/>
-              <w:right w:val="single" w:color="D0D4E4" w:sz="4"/>
-            </w:tcBorders>
-            <w:tcMar>
-              <w:top w:type="dxa" w:w="60"/>
-              <w:left w:type="dxa" w:w="100"/>
-              <w:bottom w:type="dxa" w:w="60"/>
-              <w:right w:type="dxa" w:w="100"/>
-            </w:tcMar>
-          </w:tcPr>
-          <w:p>
-            <w:pPr>
-              <w:spacing w:after="0" w:line="264"/>
-            </w:pPr>
-            <w:r>
-              <w:rPr>
-                <w:sz w:val="19"/>
-                <w:szCs w:val="19"/>
-              </w:rPr>
-              <w:t xml:space="preserve">Competências, idiomas, experiência, biografia, CV, disponibilidade</w:t>
+              <w:t xml:space="preserve">Atividade</w:t>
+            </w:r>
+          </w:p>
+        </w:tc>
+        <w:tc>
+          <w:tcPr>
+            <w:tcW w:type="dxa" w:w="3212"/>
+            <w:tcBorders>
+              <w:top w:val="single" w:color="D0D4E4" w:sz="4"/>
+              <w:left w:val="single" w:color="D0D4E4" w:sz="4"/>
+              <w:bottom w:val="single" w:color="D0D4E4" w:sz="4"/>
+              <w:right w:val="single" w:color="D0D4E4" w:sz="4"/>
+            </w:tcBorders>
+            <w:tcMar>
+              <w:top w:type="dxa" w:w="60"/>
+              <w:left w:type="dxa" w:w="100"/>
+              <w:bottom w:type="dxa" w:w="60"/>
+              <w:right w:type="dxa" w:w="100"/>
+            </w:tcMar>
+          </w:tcPr>
+          <w:p>
+            <w:pPr>
+              <w:spacing w:after="0" w:line="264"/>
+            </w:pPr>
+            <w:r>
+              <w:rPr>
+                <w:sz w:val="19"/>
+                <w:szCs w:val="19"/>
+              </w:rPr>
+              <w:t xml:space="preserve">Candidaturas, turnos realizados, check-ins, avaliações, cancelamentos, faltas, suspensões</w:t>
             </w:r>
           </w:p>
         </w:tc>
@@ -598,7 +586,7 @@
                 <w:sz w:val="19"/>
                 <w:szCs w:val="19"/>
               </w:rPr>
-              <w:t xml:space="preserve">Mostrar-te turnos relevantes e permitir que a empresa avalie a tua candidatura</w:t>
+              <w:t xml:space="preserve">Fazer funcionar o mercado, calcular a tua reputação e aplicar as regras de fiabilidade (secção 6)</w:t>
             </w:r>
           </w:p>
         </w:tc>
@@ -632,36 +620,36 @@
                 <w:sz w:val="19"/>
                 <w:szCs w:val="19"/>
               </w:rPr>
-              <w:t xml:space="preserve">Atividade</w:t>
-            </w:r>
-          </w:p>
-        </w:tc>
-        <w:tc>
-          <w:tcPr>
-            <w:tcW w:type="dxa" w:w="3212"/>
-            <w:tcBorders>
-              <w:top w:val="single" w:color="D0D4E4" w:sz="4"/>
-              <w:left w:val="single" w:color="D0D4E4" w:sz="4"/>
-              <w:bottom w:val="single" w:color="D0D4E4" w:sz="4"/>
-              <w:right w:val="single" w:color="D0D4E4" w:sz="4"/>
-            </w:tcBorders>
-            <w:tcMar>
-              <w:top w:type="dxa" w:w="60"/>
-              <w:left w:type="dxa" w:w="100"/>
-              <w:bottom w:type="dxa" w:w="60"/>
-              <w:right w:type="dxa" w:w="100"/>
-            </w:tcMar>
-          </w:tcPr>
-          <w:p>
-            <w:pPr>
-              <w:spacing w:after="0" w:line="264"/>
-            </w:pPr>
-            <w:r>
-              <w:rPr>
-                <w:sz w:val="19"/>
-                <w:szCs w:val="19"/>
-              </w:rPr>
-              <w:t xml:space="preserve">Candidaturas, turnos realizados, check-ins, avaliações, cancelamentos, faltas, suspensões</w:t>
+              <w:t xml:space="preserve">Justificações</w:t>
+            </w:r>
+          </w:p>
+        </w:tc>
+        <w:tc>
+          <w:tcPr>
+            <w:tcW w:type="dxa" w:w="3212"/>
+            <w:tcBorders>
+              <w:top w:val="single" w:color="D0D4E4" w:sz="4"/>
+              <w:left w:val="single" w:color="D0D4E4" w:sz="4"/>
+              <w:bottom w:val="single" w:color="D0D4E4" w:sz="4"/>
+              <w:right w:val="single" w:color="D0D4E4" w:sz="4"/>
+            </w:tcBorders>
+            <w:tcMar>
+              <w:top w:type="dxa" w:w="60"/>
+              <w:left w:type="dxa" w:w="100"/>
+              <w:bottom w:type="dxa" w:w="60"/>
+              <w:right w:type="dxa" w:w="100"/>
+            </w:tcMar>
+          </w:tcPr>
+          <w:p>
+            <w:pPr>
+              <w:spacing w:after="0" w:line="264"/>
+            </w:pPr>
+            <w:r>
+              <w:rPr>
+                <w:sz w:val="19"/>
+                <w:szCs w:val="19"/>
+              </w:rPr>
+              <w:t xml:space="preserve">Motivo de um cancelamento tardio (doença, lesão, emergência, outro), a descrição que escreveres e, se o enviares ao suporte, um comprovativo</w:t>
             </w:r>
           </w:p>
         </w:tc>
@@ -690,7 +678,7 @@
                 <w:sz w:val="19"/>
                 <w:szCs w:val="19"/>
               </w:rPr>
-              <w:t xml:space="preserve">Fazer funcionar o mercado, calcular a tua reputação e aplicar as regras de fiabilidade (secção 6)</w:t>
+              <w:t xml:space="preserve">Avaliar se o cancelamento é justificado e, se for, retirá-lo do teu registo. Indicar doença ou lesão é um dado de saúde — ver secção 4</w:t>
             </w:r>
           </w:p>
         </w:tc>
@@ -724,36 +712,36 @@
                 <w:sz w:val="19"/>
                 <w:szCs w:val="19"/>
               </w:rPr>
-              <w:t xml:space="preserve">Justificações</w:t>
-            </w:r>
-          </w:p>
-        </w:tc>
-        <w:tc>
-          <w:tcPr>
-            <w:tcW w:type="dxa" w:w="3212"/>
-            <w:tcBorders>
-              <w:top w:val="single" w:color="D0D4E4" w:sz="4"/>
-              <w:left w:val="single" w:color="D0D4E4" w:sz="4"/>
-              <w:bottom w:val="single" w:color="D0D4E4" w:sz="4"/>
-              <w:right w:val="single" w:color="D0D4E4" w:sz="4"/>
-            </w:tcBorders>
-            <w:tcMar>
-              <w:top w:type="dxa" w:w="60"/>
-              <w:left w:type="dxa" w:w="100"/>
-              <w:bottom w:type="dxa" w:w="60"/>
-              <w:right w:type="dxa" w:w="100"/>
-            </w:tcMar>
-          </w:tcPr>
-          <w:p>
-            <w:pPr>
-              <w:spacing w:after="0" w:line="264"/>
-            </w:pPr>
-            <w:r>
-              <w:rPr>
-                <w:sz w:val="19"/>
-                <w:szCs w:val="19"/>
-              </w:rPr>
-              <w:t xml:space="preserve">Motivo de um cancelamento tardio (doença, lesão, emergência, outro), a descrição que escreveres e, se o enviares ao suporte, um comprovativo</w:t>
+              <w:t xml:space="preserve">Pagamentos</w:t>
+            </w:r>
+          </w:p>
+        </w:tc>
+        <w:tc>
+          <w:tcPr>
+            <w:tcW w:type="dxa" w:w="3212"/>
+            <w:tcBorders>
+              <w:top w:val="single" w:color="D0D4E4" w:sz="4"/>
+              <w:left w:val="single" w:color="D0D4E4" w:sz="4"/>
+              <w:bottom w:val="single" w:color="D0D4E4" w:sz="4"/>
+              <w:right w:val="single" w:color="D0D4E4" w:sz="4"/>
+            </w:tcBorders>
+            <w:tcMar>
+              <w:top w:type="dxa" w:w="60"/>
+              <w:left w:type="dxa" w:w="100"/>
+              <w:bottom w:type="dxa" w:w="60"/>
+              <w:right w:type="dxa" w:w="100"/>
+            </w:tcMar>
+          </w:tcPr>
+          <w:p>
+            <w:pPr>
+              <w:spacing w:after="0" w:line="264"/>
+            </w:pPr>
+            <w:r>
+              <w:rPr>
+                <w:sz w:val="19"/>
+                <w:szCs w:val="19"/>
+              </w:rPr>
+              <w:t xml:space="preserve">Estado do pagamento de cada turno, comprovativo carregado pela empresa, a tua confirmação de receção</w:t>
             </w:r>
           </w:p>
         </w:tc>
@@ -782,7 +770,7 @@
                 <w:sz w:val="19"/>
                 <w:szCs w:val="19"/>
               </w:rPr>
-              <w:t xml:space="preserve">Avaliar se o cancelamento é justificado e, se for, retirá-lo do teu registo. Indicar doença ou lesão é um dado de saúde — ver secção 4</w:t>
+              <w:t xml:space="preserve">Registar que foste pago e resolver disputas</w:t>
             </w:r>
           </w:p>
         </w:tc>
@@ -816,36 +804,36 @@
                 <w:sz w:val="19"/>
                 <w:szCs w:val="19"/>
               </w:rPr>
-              <w:t xml:space="preserve">Pagamentos</w:t>
-            </w:r>
-          </w:p>
-        </w:tc>
-        <w:tc>
-          <w:tcPr>
-            <w:tcW w:type="dxa" w:w="3212"/>
-            <w:tcBorders>
-              <w:top w:val="single" w:color="D0D4E4" w:sz="4"/>
-              <w:left w:val="single" w:color="D0D4E4" w:sz="4"/>
-              <w:bottom w:val="single" w:color="D0D4E4" w:sz="4"/>
-              <w:right w:val="single" w:color="D0D4E4" w:sz="4"/>
-            </w:tcBorders>
-            <w:tcMar>
-              <w:top w:type="dxa" w:w="60"/>
-              <w:left w:type="dxa" w:w="100"/>
-              <w:bottom w:type="dxa" w:w="60"/>
-              <w:right w:type="dxa" w:w="100"/>
-            </w:tcMar>
-          </w:tcPr>
-          <w:p>
-            <w:pPr>
-              <w:spacing w:after="0" w:line="264"/>
-            </w:pPr>
-            <w:r>
-              <w:rPr>
-                <w:sz w:val="19"/>
-                <w:szCs w:val="19"/>
-              </w:rPr>
-              <w:t xml:space="preserve">Estado do pagamento de cada turno, comprovativo carregado pela empresa, a tua confirmação de receção</w:t>
+              <w:t xml:space="preserve">Localização</w:t>
+            </w:r>
+          </w:p>
+        </w:tc>
+        <w:tc>
+          <w:tcPr>
+            <w:tcW w:type="dxa" w:w="3212"/>
+            <w:tcBorders>
+              <w:top w:val="single" w:color="D0D4E4" w:sz="4"/>
+              <w:left w:val="single" w:color="D0D4E4" w:sz="4"/>
+              <w:bottom w:val="single" w:color="D0D4E4" w:sz="4"/>
+              <w:right w:val="single" w:color="D0D4E4" w:sz="4"/>
+            </w:tcBorders>
+            <w:tcMar>
+              <w:top w:type="dxa" w:w="60"/>
+              <w:left w:type="dxa" w:w="100"/>
+              <w:bottom w:type="dxa" w:w="60"/>
+              <w:right w:type="dxa" w:w="100"/>
+            </w:tcMar>
+          </w:tcPr>
+          <w:p>
+            <w:pPr>
+              <w:spacing w:after="0" w:line="264"/>
+            </w:pPr>
+            <w:r>
+              <w:rPr>
+                <w:sz w:val="19"/>
+                <w:szCs w:val="19"/>
+              </w:rPr>
+              <w:t xml:space="preserve">Coordenadas GPS no momento em que lês o QR code</w:t>
             </w:r>
           </w:p>
         </w:tc>
@@ -874,7 +862,7 @@
                 <w:sz w:val="19"/>
                 <w:szCs w:val="19"/>
               </w:rPr>
-              <w:t xml:space="preserve">Registar que foste pago e resolver disputas</w:t>
+              <w:t xml:space="preserve">Confirmar que estás no local do turno (raio de 200 m). A aplicação só pede acesso à localização enquanto está a ser usada; não recolhemos a tua localização em contínuo nem fora desse momento</w:t>
             </w:r>
           </w:p>
         </w:tc>
@@ -908,36 +896,36 @@
                 <w:sz w:val="19"/>
                 <w:szCs w:val="19"/>
               </w:rPr>
-              <w:t xml:space="preserve">Localização</w:t>
-            </w:r>
-          </w:p>
-        </w:tc>
-        <w:tc>
-          <w:tcPr>
-            <w:tcW w:type="dxa" w:w="3212"/>
-            <w:tcBorders>
-              <w:top w:val="single" w:color="D0D4E4" w:sz="4"/>
-              <w:left w:val="single" w:color="D0D4E4" w:sz="4"/>
-              <w:bottom w:val="single" w:color="D0D4E4" w:sz="4"/>
-              <w:right w:val="single" w:color="D0D4E4" w:sz="4"/>
-            </w:tcBorders>
-            <w:tcMar>
-              <w:top w:type="dxa" w:w="60"/>
-              <w:left w:type="dxa" w:w="100"/>
-              <w:bottom w:type="dxa" w:w="60"/>
-              <w:right w:type="dxa" w:w="100"/>
-            </w:tcMar>
-          </w:tcPr>
-          <w:p>
-            <w:pPr>
-              <w:spacing w:after="0" w:line="264"/>
-            </w:pPr>
-            <w:r>
-              <w:rPr>
-                <w:sz w:val="19"/>
-                <w:szCs w:val="19"/>
-              </w:rPr>
-              <w:t xml:space="preserve">Coordenadas GPS no momento em que lês o QR code</w:t>
+              <w:t xml:space="preserve">Notificações</w:t>
+            </w:r>
+          </w:p>
+        </w:tc>
+        <w:tc>
+          <w:tcPr>
+            <w:tcW w:type="dxa" w:w="3212"/>
+            <w:tcBorders>
+              <w:top w:val="single" w:color="D0D4E4" w:sz="4"/>
+              <w:left w:val="single" w:color="D0D4E4" w:sz="4"/>
+              <w:bottom w:val="single" w:color="D0D4E4" w:sz="4"/>
+              <w:right w:val="single" w:color="D0D4E4" w:sz="4"/>
+            </w:tcBorders>
+            <w:tcMar>
+              <w:top w:type="dxa" w:w="60"/>
+              <w:left w:type="dxa" w:w="100"/>
+              <w:bottom w:type="dxa" w:w="60"/>
+              <w:right w:type="dxa" w:w="100"/>
+            </w:tcMar>
+          </w:tcPr>
+          <w:p>
+            <w:pPr>
+              <w:spacing w:after="0" w:line="264"/>
+            </w:pPr>
+            <w:r>
+              <w:rPr>
+                <w:sz w:val="19"/>
+                <w:szCs w:val="19"/>
+              </w:rPr>
+              <w:t xml:space="preserve">O texto de cada aviso que te enviamos (por exemplo nome do turno, empresa, valores, ofertas, avisos de suspensão), a data e se já o leste</w:t>
             </w:r>
           </w:p>
         </w:tc>
@@ -966,7 +954,7 @@
                 <w:sz w:val="19"/>
                 <w:szCs w:val="19"/>
               </w:rPr>
-              <w:t xml:space="preserve">Confirmar que estás no local do turno (raio de 200 m). A aplicação só pede acesso à localização enquanto está a ser usada; não recolhemos a tua localização em contínuo nem fora desse momento</w:t>
+              <w:t xml:space="preserve">Guardar os avisos numa caixa de entrada na aplicação, para os poderes consultar mesmo que tenhas as notificações push desligadas ou tenhas perdido alguma</w:t>
             </w:r>
           </w:p>
         </w:tc>
@@ -1126,7 +1114,7 @@
         <w:spacing w:after="60" w:line="276"/>
       </w:pPr>
       <w:r>
-        <w:t xml:space="preserve">Consentimento (art. 6.º/1/a RGPD) — partilha do teu IBAN com a empresa para a qual trabalhaste, rendimentos declarados fora da Turnos, e notificações. Podes retirar o consentimento a qualquer momento.</w:t>
+        <w:t xml:space="preserve">Consentimento (art. 6.º/1/a RGPD) — partilha do teu IBAN com a empresa para a qual trabalhaste, e notificações. Podes retirar o consentimento a qualquer momento.</w:t>
       </w:r>
     </w:p>
     <w:p>
@@ -1947,7 +1935,7 @@
                 <w:sz w:val="19"/>
                 <w:szCs w:val="19"/>
               </w:rPr>
-              <w:t xml:space="preserve">Nome, foto, biografia, CV, competências, idiomas, experiência, disponibilidade, avaliações, selos e número de faltas. Nunca o NIF, a data de nascimento ou os rendimentos declarados</w:t>
+              <w:t xml:space="preserve">Nome, foto, biografia, CV, competências, idiomas, experiência, disponibilidade, avaliações, selos e número de faltas. Nunca o NIF nem a data de nascimento</w:t>
             </w:r>
           </w:p>
         </w:tc>
@@ -2806,6 +2794,19 @@
         <w:spacing w:after="60" w:line="276"/>
       </w:pPr>
       <w:r>
+        <w:t xml:space="preserve">Notificações na caixa de entrada da aplicação: 180 dias.</w:t>
+      </w:r>
+    </w:p>
+    <w:p>
+      <w:pPr>
+        <w:pStyle w:val="ListParagraph"/>
+        <w:numPr>
+          <w:ilvl w:val="0"/>
+          <w:numId w:val="2"/>
+        </w:numPr>
+        <w:spacing w:after="60" w:line="276"/>
+      </w:pPr>
+      <w:r>
         <w:t xml:space="preserve">Registos técnicos de acesso: 12 meses.</w:t>
       </w:r>
     </w:p>
@@ -2830,7 +2831,7 @@
         <w:spacing w:after="120" w:line="288"/>
       </w:pPr>
       <w:r>
-        <w:t xml:space="preserve">Ao eliminares, apagamos o teu nome, telemóvel, data de nascimento, NIF, IBAN, fotografia, CV, biografia, competências, idiomas, experiência e disponibilidade, e deixas de receber qualquer notificação.</w:t>
+        <w:t xml:space="preserve">Ao eliminares, apagamos o teu nome, telemóvel, data de nascimento, NIF, IBAN, fotografia, CV, biografia, competências, idiomas, experiência, disponibilidade e as notificações da caixa de entrada, e deixas de receber qualquer notificação.</w:t>
       </w:r>
     </w:p>
     <w:p>
